--- a/docs/answers/as-areabetweencurves.docx
+++ b/docs/answers/as-areabetweencurves.docx
@@ -52,7 +52,7 @@
         </w:rPr>
         <w:t xml:space="preserve"> </w:t>
       </w:r>
-      <w:hyperlink r:id="rId20">
+      <w:hyperlink r:id="rId9">
         <w:r>
           <w:rPr>
             <w:rStyle w:val="Hyperlink"/>
@@ -82,7 +82,7 @@
         <w:t xml:space="preserve">Please attempt the questions before reading these answers!</w:t>
       </w:r>
     </w:p>
-    <w:bookmarkStart w:id="24" w:name="answers"/>
+    <w:bookmarkStart w:id="13" w:name="answers"/>
     <w:p>
       <w:pPr>
         <w:pStyle w:val="Heading2"/>
@@ -91,7 +91,7 @@
         <w:t xml:space="preserve">Answers</w:t>
       </w:r>
     </w:p>
-    <w:bookmarkStart w:id="21" w:name="q1"/>
+    <w:bookmarkStart w:id="10" w:name="q1"/>
     <w:p>
       <w:pPr>
         <w:pStyle w:val="Heading3"/>
@@ -220,19 +220,21 @@
           </m:rPr>
           <m:t>ln</m:t>
         </m:r>
-        <m:d>
-          <m:dPr>
-            <m:begChr m:val="("/>
-            <m:sepChr m:val=""/>
-            <m:endChr m:val=")"/>
-            <m:grow/>
-          </m:dPr>
-          <m:e>
-            <m:r>
-              <m:t>2</m:t>
-            </m:r>
-          </m:e>
-        </m:d>
+        <m:r>
+          <m:rPr>
+            <m:sty m:val="p"/>
+          </m:rPr>
+          <m:t>(</m:t>
+        </m:r>
+        <m:r>
+          <m:t>2</m:t>
+        </m:r>
+        <m:r>
+          <m:rPr>
+            <m:sty m:val="p"/>
+          </m:rPr>
+          <m:t>)</m:t>
+        </m:r>
       </m:oMath>
     </w:p>
     <w:p>
@@ -401,8 +403,8 @@
         </m:f>
       </m:oMath>
     </w:p>
-    <w:bookmarkEnd w:id="21"/>
-    <w:bookmarkStart w:id="22" w:name="q2"/>
+    <w:bookmarkEnd w:id="10"/>
+    <w:bookmarkStart w:id="11" w:name="q2"/>
     <w:p>
       <w:pPr>
         <w:pStyle w:val="Heading3"/>
@@ -626,8 +628,8 @@
         </m:f>
       </m:oMath>
     </w:p>
-    <w:bookmarkEnd w:id="22"/>
-    <w:bookmarkStart w:id="23" w:name="q3"/>
+    <w:bookmarkEnd w:id="11"/>
+    <w:bookmarkStart w:id="12" w:name="q3"/>
     <w:p>
       <w:pPr>
         <w:pStyle w:val="Heading3"/>
@@ -879,9 +881,9 @@
         </w:pict>
       </w:r>
     </w:p>
-    <w:bookmarkEnd w:id="23"/>
-    <w:bookmarkEnd w:id="24"/>
-    <w:bookmarkStart w:id="26" w:name="version-history-and-licensing"/>
+    <w:bookmarkEnd w:id="12"/>
+    <w:bookmarkEnd w:id="13"/>
+    <w:bookmarkStart w:id="15" w:name="version-history-and-licensing"/>
     <w:p>
       <w:pPr>
         <w:pStyle w:val="Heading2"/>
@@ -902,7 +904,7 @@
       <w:pPr>
         <w:pStyle w:val="BodyText"/>
       </w:pPr>
-      <w:hyperlink r:id="rId25">
+      <w:hyperlink r:id="rId14">
         <w:r>
           <w:rPr>
             <w:rStyle w:val="Hyperlink"/>
@@ -911,7 +913,7 @@
         </w:r>
       </w:hyperlink>
     </w:p>
-    <w:bookmarkEnd w:id="26"/>
+    <w:bookmarkEnd w:id="15"/>
     <w:sectPr>
       <w:pgSz w:h="15840" w:w="12240"/>
       <w:pgMar w:bottom="1440" w:footer="720" w:gutter="0" w:header="720" w:left="1440" w:right="1440" w:top="1440"/>
